--- a/public/templates/compiled/forms/A-099-DataLabelingProcedures-FORM.docx
+++ b/public/templates/compiled/forms/A-099-DataLabelingProcedures-FORM.docx
@@ -593,7 +593,7 @@
           <w:sz w:val="24"/>
           <w:szCs w:val="24"/>
         </w:rPr>
-        <w:t xml:space="preserve">Applies to: [all personnel who create, receive, or move Agency data; dispatchers, supervisors, administrative staff, IT, vendors with data access].</w:t>
+        <w:t xml:space="preserve">Applies to: all personnel who create, receive, or move Agency data; dispatchers, supervisors, administrative staff, IT, vendors with data access.</w:t>
       </w:r>
     </w:p>
     <w:p>
@@ -699,7 +699,7 @@
           <w:sz w:val="24"/>
           <w:szCs w:val="24"/>
         </w:rPr>
-        <w:t xml:space="preserve">Labeling tools or conventions available: [document templates, folder/share markings, email classification markings, physical labels for media and paper].</w:t>
+        <w:t xml:space="preserve">Labeling tools or conventions available: document templates, folder/share markings, email classification markings, physical labels for media and paper.</w:t>
       </w:r>
     </w:p>
     <w:p>

--- a/public/templates/compiled/forms/A-099-DataLabelingProcedures-FORM.docx
+++ b/public/templates/compiled/forms/A-099-DataLabelingProcedures-FORM.docx
@@ -54,6 +54,9 @@
         <w:gridCol w:w="9360"/>
       </w:tblGrid>
       <w:tr>
+        <w:trPr>
+          <w:cantSplit/>
+        </w:trPr>
         <w:tc>
           <w:tcPr>
             <w:tcW w:type="dxa" w:w="9360"/>
@@ -345,6 +348,9 @@
         <w:gridCol w:w="9360"/>
       </w:tblGrid>
       <w:tr>
+        <w:trPr>
+          <w:cantSplit/>
+        </w:trPr>
         <w:tc>
           <w:tcPr>
             <w:tcW w:type="dxa" w:w="9360"/>
@@ -512,17 +518,9 @@
     </w:tbl>
     <w:p>
       <w:pPr>
-        <w:spacing w:after="100" w:before="220"/>
+        <w:pStyle w:val="Heading2"/>
       </w:pPr>
       <w:r>
-        <w:rPr>
-          <w:rFonts w:ascii="Aptos" w:cs="Aptos" w:eastAsia="Aptos" w:hAnsi="Aptos"/>
-          <w:b/>
-          <w:bCs/>
-          <w:color w:val="1B3A5C"/>
-          <w:sz w:val="26"/>
-          <w:szCs w:val="26"/>
-        </w:rPr>
         <w:t xml:space="preserve">1. Purpose</w:t>
       </w:r>
     </w:p>
@@ -564,17 +562,9 @@
     </w:p>
     <w:p>
       <w:pPr>
-        <w:spacing w:after="100" w:before="220"/>
+        <w:pStyle w:val="Heading2"/>
       </w:pPr>
       <w:r>
-        <w:rPr>
-          <w:rFonts w:ascii="Aptos" w:cs="Aptos" w:eastAsia="Aptos" w:hAnsi="Aptos"/>
-          <w:b/>
-          <w:bCs/>
-          <w:color w:val="1B3A5C"/>
-          <w:sz w:val="26"/>
-          <w:szCs w:val="26"/>
-        </w:rPr>
         <w:t xml:space="preserve">2. Scope</w:t>
       </w:r>
     </w:p>
@@ -634,17 +624,9 @@
     </w:p>
     <w:p>
       <w:pPr>
-        <w:spacing w:after="100" w:before="220"/>
+        <w:pStyle w:val="Heading2"/>
       </w:pPr>
       <w:r>
-        <w:rPr>
-          <w:rFonts w:ascii="Aptos" w:cs="Aptos" w:eastAsia="Aptos" w:hAnsi="Aptos"/>
-          <w:b/>
-          <w:bCs/>
-          <w:color w:val="1B3A5C"/>
-          <w:sz w:val="26"/>
-          <w:szCs w:val="26"/>
-        </w:rPr>
         <w:t xml:space="preserve">3. Prerequisites</w:t>
       </w:r>
     </w:p>
@@ -722,17 +704,9 @@
     </w:p>
     <w:p>
       <w:pPr>
-        <w:spacing w:after="100" w:before="220"/>
+        <w:pStyle w:val="Heading2"/>
       </w:pPr>
       <w:r>
-        <w:rPr>
-          <w:rFonts w:ascii="Aptos" w:cs="Aptos" w:eastAsia="Aptos" w:hAnsi="Aptos"/>
-          <w:b/>
-          <w:bCs/>
-          <w:color w:val="1B3A5C"/>
-          <w:sz w:val="26"/>
-          <w:szCs w:val="26"/>
-        </w:rPr>
         <w:t xml:space="preserve">4. Procedure Steps</w:t>
       </w:r>
     </w:p>
@@ -791,6 +765,7 @@
       </w:tblGrid>
       <w:tr>
         <w:trPr>
+          <w:cantSplit/>
           <w:tblHeader/>
         </w:trPr>
         <w:tc>
@@ -888,6 +863,9 @@
         </w:tc>
       </w:tr>
       <w:tr>
+        <w:trPr>
+          <w:cantSplit/>
+        </w:trPr>
         <w:tc>
           <w:tcPr>
             <w:tcW w:type="dxa" w:w="800"/>
@@ -986,6 +964,9 @@
         </w:tc>
       </w:tr>
       <w:tr>
+        <w:trPr>
+          <w:cantSplit/>
+        </w:trPr>
         <w:tc>
           <w:tcPr>
             <w:tcW w:type="dxa" w:w="800"/>
@@ -1084,6 +1065,9 @@
         </w:tc>
       </w:tr>
       <w:tr>
+        <w:trPr>
+          <w:cantSplit/>
+        </w:trPr>
         <w:tc>
           <w:tcPr>
             <w:tcW w:type="dxa" w:w="800"/>
@@ -1219,6 +1203,7 @@
       </w:tblGrid>
       <w:tr>
         <w:trPr>
+          <w:cantSplit/>
           <w:tblHeader/>
         </w:trPr>
         <w:tc>
@@ -1316,6 +1301,9 @@
         </w:tc>
       </w:tr>
       <w:tr>
+        <w:trPr>
+          <w:cantSplit/>
+        </w:trPr>
         <w:tc>
           <w:tcPr>
             <w:tcW w:type="dxa" w:w="800"/>
@@ -1414,6 +1402,9 @@
         </w:tc>
       </w:tr>
       <w:tr>
+        <w:trPr>
+          <w:cantSplit/>
+        </w:trPr>
         <w:tc>
           <w:tcPr>
             <w:tcW w:type="dxa" w:w="800"/>
@@ -1512,6 +1503,9 @@
         </w:tc>
       </w:tr>
       <w:tr>
+        <w:trPr>
+          <w:cantSplit/>
+        </w:trPr>
         <w:tc>
           <w:tcPr>
             <w:tcW w:type="dxa" w:w="800"/>
@@ -1647,6 +1641,7 @@
       </w:tblGrid>
       <w:tr>
         <w:trPr>
+          <w:cantSplit/>
           <w:tblHeader/>
         </w:trPr>
         <w:tc>
@@ -1744,6 +1739,9 @@
         </w:tc>
       </w:tr>
       <w:tr>
+        <w:trPr>
+          <w:cantSplit/>
+        </w:trPr>
         <w:tc>
           <w:tcPr>
             <w:tcW w:type="dxa" w:w="800"/>
@@ -1842,6 +1840,9 @@
         </w:tc>
       </w:tr>
       <w:tr>
+        <w:trPr>
+          <w:cantSplit/>
+        </w:trPr>
         <w:tc>
           <w:tcPr>
             <w:tcW w:type="dxa" w:w="800"/>
@@ -1940,6 +1941,9 @@
         </w:tc>
       </w:tr>
       <w:tr>
+        <w:trPr>
+          <w:cantSplit/>
+        </w:trPr>
         <w:tc>
           <w:tcPr>
             <w:tcW w:type="dxa" w:w="800"/>
@@ -2075,6 +2079,7 @@
       </w:tblGrid>
       <w:tr>
         <w:trPr>
+          <w:cantSplit/>
           <w:tblHeader/>
         </w:trPr>
         <w:tc>
@@ -2172,6 +2177,9 @@
         </w:tc>
       </w:tr>
       <w:tr>
+        <w:trPr>
+          <w:cantSplit/>
+        </w:trPr>
         <w:tc>
           <w:tcPr>
             <w:tcW w:type="dxa" w:w="800"/>
@@ -2270,6 +2278,9 @@
         </w:tc>
       </w:tr>
       <w:tr>
+        <w:trPr>
+          <w:cantSplit/>
+        </w:trPr>
         <w:tc>
           <w:tcPr>
             <w:tcW w:type="dxa" w:w="800"/>
@@ -2368,6 +2379,9 @@
         </w:tc>
       </w:tr>
       <w:tr>
+        <w:trPr>
+          <w:cantSplit/>
+        </w:trPr>
         <w:tc>
           <w:tcPr>
             <w:tcW w:type="dxa" w:w="800"/>
@@ -2468,17 +2482,9 @@
     </w:tbl>
     <w:p>
       <w:pPr>
-        <w:spacing w:after="100" w:before="220"/>
+        <w:pStyle w:val="Heading2"/>
       </w:pPr>
       <w:r>
-        <w:rPr>
-          <w:rFonts w:ascii="Aptos" w:cs="Aptos" w:eastAsia="Aptos" w:hAnsi="Aptos"/>
-          <w:b/>
-          <w:bCs/>
-          <w:color w:val="1B3A5C"/>
-          <w:sz w:val="26"/>
-          <w:szCs w:val="26"/>
-        </w:rPr>
         <w:t xml:space="preserve">5. Verification Criteria</w:t>
       </w:r>
     </w:p>
@@ -2538,17 +2544,9 @@
     </w:p>
     <w:p>
       <w:pPr>
-        <w:spacing w:after="100" w:before="220"/>
+        <w:pStyle w:val="Heading2"/>
       </w:pPr>
       <w:r>
-        <w:rPr>
-          <w:rFonts w:ascii="Aptos" w:cs="Aptos" w:eastAsia="Aptos" w:hAnsi="Aptos"/>
-          <w:b/>
-          <w:bCs/>
-          <w:color w:val="1B3A5C"/>
-          <w:sz w:val="26"/>
-          <w:szCs w:val="26"/>
-        </w:rPr>
         <w:t xml:space="preserve">6. Related Documents</w:t>
       </w:r>
     </w:p>
@@ -2590,17 +2588,9 @@
     </w:p>
     <w:p>
       <w:pPr>
-        <w:spacing w:after="100" w:before="220"/>
+        <w:pStyle w:val="Heading2"/>
       </w:pPr>
       <w:r>
-        <w:rPr>
-          <w:rFonts w:ascii="Aptos" w:cs="Aptos" w:eastAsia="Aptos" w:hAnsi="Aptos"/>
-          <w:b/>
-          <w:bCs/>
-          <w:color w:val="1B3A5C"/>
-          <w:sz w:val="26"/>
-          <w:szCs w:val="26"/>
-        </w:rPr>
         <w:t xml:space="preserve">Profile Scaling Notes</w:t>
       </w:r>
     </w:p>
@@ -2640,6 +2630,7 @@
       </w:tblGrid>
       <w:tr>
         <w:trPr>
+          <w:cantSplit/>
           <w:tblHeader/>
         </w:trPr>
         <w:tc>
@@ -2706,6 +2697,9 @@
         </w:tc>
       </w:tr>
       <w:tr>
+        <w:trPr>
+          <w:cantSplit/>
+        </w:trPr>
         <w:tc>
           <w:tcPr>
             <w:tcW w:type="dxa" w:w="3200"/>
@@ -2772,6 +2766,9 @@
         </w:tc>
       </w:tr>
       <w:tr>
+        <w:trPr>
+          <w:cantSplit/>
+        </w:trPr>
         <w:tc>
           <w:tcPr>
             <w:tcW w:type="dxa" w:w="3200"/>
@@ -2838,6 +2835,9 @@
         </w:tc>
       </w:tr>
       <w:tr>
+        <w:trPr>
+          <w:cantSplit/>
+        </w:trPr>
         <w:tc>
           <w:tcPr>
             <w:tcW w:type="dxa" w:w="3200"/>
@@ -2925,6 +2925,9 @@
         <w:gridCol w:w="9360"/>
       </w:tblGrid>
       <w:tr>
+        <w:trPr>
+          <w:cantSplit/>
+        </w:trPr>
         <w:tc>
           <w:tcPr>
             <w:tcW w:type="dxa" w:w="9360"/>
@@ -3035,17 +3038,9 @@
     </w:tbl>
     <w:p>
       <w:pPr>
-        <w:spacing w:after="100" w:before="220"/>
+        <w:pStyle w:val="Heading2"/>
       </w:pPr>
       <w:r>
-        <w:rPr>
-          <w:rFonts w:ascii="Aptos" w:cs="Aptos" w:eastAsia="Aptos" w:hAnsi="Aptos"/>
-          <w:b/>
-          <w:bCs/>
-          <w:color w:val="1B3A5C"/>
-          <w:sz w:val="26"/>
-          <w:szCs w:val="26"/>
-        </w:rPr>
         <w:t xml:space="preserve">Approval Signatures</w:t>
       </w:r>
     </w:p>
@@ -3069,6 +3064,7 @@
       </w:tblGrid>
       <w:tr>
         <w:trPr>
+          <w:cantSplit/>
           <w:tblHeader/>
         </w:trPr>
         <w:tc>
@@ -3197,6 +3193,9 @@
         </w:tc>
       </w:tr>
       <w:tr>
+        <w:trPr>
+          <w:cantSplit/>
+        </w:trPr>
         <w:tc>
           <w:tcPr>
             <w:tcW w:type="dxa" w:w="3000"/>
@@ -3327,6 +3326,9 @@
         </w:tc>
       </w:tr>
       <w:tr>
+        <w:trPr>
+          <w:cantSplit/>
+        </w:trPr>
         <w:tc>
           <w:tcPr>
             <w:tcW w:type="dxa" w:w="3000"/>
@@ -3459,17 +3461,9 @@
     </w:tbl>
     <w:p>
       <w:pPr>
-        <w:spacing w:after="100" w:before="220"/>
+        <w:pStyle w:val="Heading2"/>
       </w:pPr>
       <w:r>
-        <w:rPr>
-          <w:rFonts w:ascii="Aptos" w:cs="Aptos" w:eastAsia="Aptos" w:hAnsi="Aptos"/>
-          <w:b/>
-          <w:bCs/>
-          <w:color w:val="1B3A5C"/>
-          <w:sz w:val="26"/>
-          <w:szCs w:val="26"/>
-        </w:rPr>
         <w:t xml:space="preserve">Revision History</w:t>
       </w:r>
     </w:p>
@@ -3493,6 +3487,7 @@
       </w:tblGrid>
       <w:tr>
         <w:trPr>
+          <w:cantSplit/>
           <w:tblHeader/>
         </w:trPr>
         <w:tc>
@@ -3621,6 +3616,9 @@
         </w:tc>
       </w:tr>
       <w:tr>
+        <w:trPr>
+          <w:cantSplit/>
+        </w:trPr>
         <w:tc>
           <w:tcPr>
             <w:tcW w:type="dxa" w:w="1300"/>
@@ -3772,6 +3770,9 @@
         <w:gridCol w:w="9360"/>
       </w:tblGrid>
       <w:tr>
+        <w:trPr>
+          <w:cantSplit/>
+        </w:trPr>
         <w:tc>
           <w:tcPr>
             <w:tcW w:type="dxa" w:w="9360"/>
@@ -3820,12 +3821,13 @@
                 <w:sz w:val="24"/>
                 <w:szCs w:val="24"/>
               </w:rPr>
-              <w:t xml:space="preserve">Steps are grouped into the four labeling scenarios named in the Scoping Notes (default-on-create, inbound external on receipt, re-label on transfer, label-to-control mapping) rather than one linear sequence. Verification is tied to access-denial logging per assessment question 3A-2. Depends on the Data Classification Policy (A-012). NENA citations map to §4.1.4.1 (classification policy: how data is labeled, handled, stored, managed), §4.2.2.1 (classification levels), §4.2.2.3 (default classification), and §4.2.2.4 (receipt of sensitive information).</w:t>
+              <w:t>Steps are grouped into the four labeling scenarios named in the Scoping Notes (default-on-create, inbound external on receipt, re-label on transfer, label-to-control mapping) rather than one linear sequence. Verification is tied to access-denial logging per assessment question 3A-2. Depends on the Data Classification Policy. NENA citations map to §4.1.4.1 (classification policy: how data is labeled, handled, stored, managed), §4.2.2.1 (classification levels), §4.2.2.3 (default classification), and §4.2.2.4 (receipt of sensitive information).</w:t>
             </w:r>
           </w:p>
         </w:tc>
       </w:tr>
     </w:tbl>
+    <w:p/>
     <w:sectPr>
       <w:headerReference w:type="default" r:id="rId7"/>
       <w:footerReference w:type="default" r:id="rId8"/>
@@ -3836,10 +3838,6 @@
     </w:sectPr>
   </w:body>
 </w:document>
-</file>
-
-<file path=word/comments.xml><?xml version="1.0" encoding="utf-8"?>
-<w:comments xmlns:cx="http://schemas.microsoft.com/office/drawing/2014/chartex" xmlns:cx1="http://schemas.microsoft.com/office/drawing/2015/9/8/chartex" xmlns:cx2="http://schemas.microsoft.com/office/drawing/2015/10/21/chartex" xmlns:cx3="http://schemas.microsoft.com/office/drawing/2016/5/9/chartex" xmlns:cx4="http://schemas.microsoft.com/office/drawing/2016/5/10/chartex" xmlns:cx5="http://schemas.microsoft.com/office/drawing/2016/5/11/chartex" xmlns:cx6="http://schemas.microsoft.com/office/drawing/2016/5/12/chartex" xmlns:cx7="http://schemas.microsoft.com/office/drawing/2016/5/13/chartex" xmlns:cx8="http://schemas.microsoft.com/office/drawing/2016/5/14/chartex" xmlns:mc="http://schemas.openxmlformats.org/markup-compatibility/2006" xmlns:aink="http://schemas.microsoft.com/office/drawing/2016/ink" xmlns:am3d="http://schemas.microsoft.com/office/drawing/2017/model3d" xmlns:o="urn:schemas-microsoft-com:office:office" xmlns:r="http://schemas.openxmlformats.org/officeDocument/2006/relationships" xmlns:m="http://schemas.openxmlformats.org/officeDocument/2006/math" xmlns:v="urn:schemas-microsoft-com:vml" xmlns:wp14="http://schemas.microsoft.com/office/word/2010/wordprocessingDrawing" xmlns:wp="http://schemas.openxmlformats.org/drawingml/2006/wordprocessingDrawing" xmlns:w10="urn:schemas-microsoft-com:office:word" xmlns:w="http://schemas.openxmlformats.org/wordprocessingml/2006/main" xmlns:w14="http://schemas.microsoft.com/office/word/2010/wordml" xmlns:w15="http://schemas.microsoft.com/office/word/2012/wordml" xmlns:w16cex="http://schemas.microsoft.com/office/word/2018/wordml/cex" xmlns:w16cid="http://schemas.microsoft.com/office/word/2016/wordml/cid" xmlns:w16="http://schemas.microsoft.com/office/word/2018/wordml" xmlns:w16sdtdh="http://schemas.microsoft.com/office/word/2020/wordml/sdtdatahash" xmlns:w16se="http://schemas.microsoft.com/office/word/2015/wordml/symex" xmlns:wpg="http://schemas.microsoft.com/office/word/2010/wordprocessingGroup" xmlns:wpi="http://schemas.microsoft.com/office/word/2010/wordprocessingInk" xmlns:wne="http://schemas.microsoft.com/office/word/2006/wordml" xmlns:wps="http://schemas.microsoft.com/office/word/2010/wordprocessingShape"/>
 </file>
 
 <file path=word/endnotes.xml><?xml version="1.0" encoding="utf-8"?>
@@ -4111,8 +4109,17 @@
     <w:basedOn w:val="Normal"/>
     <w:next w:val="Normal"/>
     <w:qFormat/>
+    <w:pPr>
+      <w:keepNext/>
+      <w:keepLines/>
+      <w:spacing w:after="160" w:before="240"/>
+      <w:outlineLvl w:val="0"/>
+    </w:pPr>
     <w:rPr>
-      <w:color w:val="2E74B5"/>
+      <w:rFonts w:ascii="Aptos" w:cs="Aptos" w:eastAsia="Aptos" w:hAnsi="Aptos"/>
+      <w:b/>
+      <w:bCs/>
+      <w:color w:val="1B3A5C"/>
       <w:sz w:val="32"/>
       <w:szCs w:val="32"/>
     </w:rPr>
@@ -4122,8 +4129,17 @@
     <w:basedOn w:val="Normal"/>
     <w:next w:val="Normal"/>
     <w:qFormat/>
+    <w:pPr>
+      <w:keepNext/>
+      <w:keepLines/>
+      <w:spacing w:after="100" w:before="220"/>
+      <w:outlineLvl w:val="1"/>
+    </w:pPr>
     <w:rPr>
-      <w:color w:val="2E74B5"/>
+      <w:rFonts w:ascii="Aptos" w:cs="Aptos" w:eastAsia="Aptos" w:hAnsi="Aptos"/>
+      <w:b/>
+      <w:bCs/>
+      <w:color w:val="1B3A5C"/>
       <w:sz w:val="26"/>
       <w:szCs w:val="26"/>
     </w:rPr>
@@ -4133,10 +4149,19 @@
     <w:basedOn w:val="Normal"/>
     <w:next w:val="Normal"/>
     <w:qFormat/>
+    <w:pPr>
+      <w:keepNext/>
+      <w:keepLines/>
+      <w:spacing w:after="100" w:before="220"/>
+      <w:outlineLvl w:val="2"/>
+    </w:pPr>
     <w:rPr>
-      <w:color w:val="1F4D78"/>
-      <w:sz w:val="24"/>
-      <w:szCs w:val="24"/>
+      <w:rFonts w:ascii="Aptos" w:cs="Aptos" w:eastAsia="Aptos" w:hAnsi="Aptos"/>
+      <w:b/>
+      <w:bCs/>
+      <w:color w:val="1B3A5C"/>
+      <w:sz w:val="26"/>
+      <w:szCs w:val="26"/>
     </w:rPr>
   </w:style>
   <w:style w:type="paragraph" w:styleId="Heading4">
@@ -4144,10 +4169,19 @@
     <w:basedOn w:val="Normal"/>
     <w:next w:val="Normal"/>
     <w:qFormat/>
+    <w:pPr>
+      <w:keepNext/>
+      <w:keepLines/>
+      <w:spacing w:after="100" w:before="220"/>
+      <w:outlineLvl w:val="3"/>
+    </w:pPr>
     <w:rPr>
-      <w:i/>
-      <w:iCs/>
-      <w:color w:val="2E74B5"/>
+      <w:rFonts w:ascii="Aptos" w:cs="Aptos" w:eastAsia="Aptos" w:hAnsi="Aptos"/>
+      <w:b/>
+      <w:bCs/>
+      <w:color w:val="1B3A5C"/>
+      <w:sz w:val="24"/>
+      <w:szCs w:val="24"/>
     </w:rPr>
   </w:style>
   <w:style w:type="paragraph" w:styleId="Heading5">
@@ -4155,8 +4189,19 @@
     <w:basedOn w:val="Normal"/>
     <w:next w:val="Normal"/>
     <w:qFormat/>
+    <w:pPr>
+      <w:keepNext/>
+      <w:keepLines/>
+      <w:spacing w:after="100" w:before="220"/>
+      <w:outlineLvl w:val="4"/>
+    </w:pPr>
     <w:rPr>
-      <w:color w:val="2E74B5"/>
+      <w:rFonts w:ascii="Aptos" w:cs="Aptos" w:eastAsia="Aptos" w:hAnsi="Aptos"/>
+      <w:b/>
+      <w:bCs/>
+      <w:color w:val="1B3A5C"/>
+      <w:sz w:val="24"/>
+      <w:szCs w:val="24"/>
     </w:rPr>
   </w:style>
   <w:style w:type="paragraph" w:styleId="Heading6">
@@ -4164,8 +4209,19 @@
     <w:basedOn w:val="Normal"/>
     <w:next w:val="Normal"/>
     <w:qFormat/>
+    <w:pPr>
+      <w:keepNext/>
+      <w:keepLines/>
+      <w:spacing w:after="100" w:before="220"/>
+      <w:outlineLvl w:val="5"/>
+    </w:pPr>
     <w:rPr>
-      <w:color w:val="1F4D78"/>
+      <w:rFonts w:ascii="Aptos" w:cs="Aptos" w:eastAsia="Aptos" w:hAnsi="Aptos"/>
+      <w:b/>
+      <w:bCs/>
+      <w:color w:val="1B3A5C"/>
+      <w:sz w:val="24"/>
+      <w:szCs w:val="24"/>
     </w:rPr>
   </w:style>
   <w:style w:type="paragraph" w:styleId="Strong">
